--- a/backend/templates/contract.docx
+++ b/backend/templates/contract.docx
@@ -30,7 +30,7 @@
           <w:color w:val="1E40AF"/>
           <w:sz w:val="20"/>
         </w:rPr>
-        <w:t>{{синие переменные}}  — автоподстановка из БД (Заказчик / Исполнитель / Цена / Сроки)</w:t>
+        <w:t>синие переменные  — автоподстановка из БД (Заказчик / Исполнитель / Цена / Сроки)</w:t>
       </w:r>
     </w:p>
     <w:p>
@@ -76,7 +76,7 @@
           <w:color w:val="6B7280"/>
           <w:sz w:val="20"/>
         </w:rPr>
-        <w:t>серые {% маркеры %}   — технические условия Jinja2 (оставить как есть)</w:t>
+        <w:t>серые маркеры   — технические условия Jinja2 (оставить как есть)</w:t>
       </w:r>
     </w:p>
     <w:p>
